--- a/Ethical hacking.docx week 6.docx
+++ b/Ethical hacking.docx week 6.docx
@@ -3,8 +3,6 @@
 <w:document xmlns:wpc="http://schemas.microsoft.com/office/word/2010/wordprocessingCanvas" xmlns:mc="http://schemas.openxmlformats.org/markup-compatibility/2006" xmlns:o="urn:schemas-microsoft-com:office:office" xmlns:r="http://schemas.openxmlformats.org/officeDocument/2006/relationships" xmlns:m="http://schemas.openxmlformats.org/officeDocument/2006/math" xmlns:v="urn:schemas-microsoft-com:vml" xmlns:wp14="http://schemas.microsoft.com/office/word/2010/wordprocessingDrawing" xmlns:wp="http://schemas.openxmlformats.org/drawingml/2006/wordprocessingDrawing" xmlns:w10="urn:schemas-microsoft-com:office:word" xmlns:w="http://schemas.openxmlformats.org/wordprocessingml/2006/main" xmlns:w14="http://schemas.microsoft.com/office/word/2010/wordml" xmlns:w15="http://schemas.microsoft.com/office/word/2012/wordml" xmlns:wpg="http://schemas.microsoft.com/office/word/2010/wordprocessingGroup" xmlns:wpi="http://schemas.microsoft.com/office/word/2010/wordprocessingInk" xmlns:wne="http://schemas.microsoft.com/office/word/2006/wordml" xmlns:wps="http://schemas.microsoft.com/office/word/2010/wordprocessingShape" mc:Ignorable="w14 w15 wp14">
   <w:body>
     <w:p>
-      <w:bookmarkStart w:id="0" w:name="_GoBack"/>
-      <w:bookmarkEnd w:id="0"/>
       <w:r>
         <w:rPr>
           <w:noProof/>
@@ -391,13 +389,7 @@
     </w:p>
     <w:sdt>
       <w:sdtPr>
-        <w:rPr>
-          <w:rFonts w:asciiTheme="minorHAnsi" w:eastAsiaTheme="minorHAnsi" w:hAnsiTheme="minorHAnsi" w:cstheme="minorBidi"/>
-          <w:color w:val="auto"/>
-          <w:sz w:val="22"/>
-          <w:szCs w:val="22"/>
-        </w:rPr>
-        <w:id w:val="-1048988091"/>
+        <w:id w:val="339589904"/>
         <w:docPartObj>
           <w:docPartGallery w:val="Table of Contents"/>
           <w:docPartUnique/>
@@ -405,9 +397,13 @@
       </w:sdtPr>
       <w:sdtEndPr>
         <w:rPr>
+          <w:rFonts w:asciiTheme="minorHAnsi" w:eastAsiaTheme="minorHAnsi" w:hAnsiTheme="minorHAnsi" w:cstheme="minorBidi"/>
           <w:b/>
           <w:bCs/>
           <w:noProof/>
+          <w:color w:val="auto"/>
+          <w:sz w:val="22"/>
+          <w:szCs w:val="22"/>
         </w:rPr>
       </w:sdtEndPr>
       <w:sdtContent>
@@ -454,7 +450,7 @@
             </w:rPr>
             <w:fldChar w:fldCharType="separate"/>
           </w:r>
-          <w:hyperlink w:anchor="_Toc232521800" w:history="1">
+          <w:hyperlink w:anchor="_Toc232633680" w:history="1">
             <w:r>
               <w:rPr>
                 <w:rStyle w:val="Hyperlink"/>
@@ -481,7 +477,7 @@
                 <w:noProof/>
                 <w:webHidden/>
               </w:rPr>
-              <w:instrText xml:space="preserve"> PAGEREF _Toc232521800 \h </w:instrText>
+              <w:instrText xml:space="preserve"> PAGEREF _Toc232633680 \h </w:instrText>
             </w:r>
             <w:r>
               <w:rPr>
@@ -523,7 +519,7 @@
               <w:noProof/>
             </w:rPr>
           </w:pPr>
-          <w:hyperlink w:anchor="_Toc232521801" w:history="1">
+          <w:hyperlink w:anchor="_Toc232633681" w:history="1">
             <w:r>
               <w:rPr>
                 <w:rStyle w:val="Hyperlink"/>
@@ -550,7 +546,7 @@
                 <w:noProof/>
                 <w:webHidden/>
               </w:rPr>
-              <w:instrText xml:space="preserve"> PAGEREF _Toc232521801 \h </w:instrText>
+              <w:instrText xml:space="preserve"> PAGEREF _Toc232633681 \h </w:instrText>
             </w:r>
             <w:r>
               <w:rPr>
@@ -570,7 +566,7 @@
                 <w:noProof/>
                 <w:webHidden/>
               </w:rPr>
-              <w:t>3</w:t>
+              <w:t>4</w:t>
             </w:r>
             <w:r>
               <w:rPr>
@@ -592,7 +588,7 @@
               <w:noProof/>
             </w:rPr>
           </w:pPr>
-          <w:hyperlink w:anchor="_Toc232521802" w:history="1">
+          <w:hyperlink w:anchor="_Toc232633682" w:history="1">
             <w:r>
               <w:rPr>
                 <w:rStyle w:val="Hyperlink"/>
@@ -619,7 +615,7 @@
                 <w:noProof/>
                 <w:webHidden/>
               </w:rPr>
-              <w:instrText xml:space="preserve"> PAGEREF _Toc232521802 \h </w:instrText>
+              <w:instrText xml:space="preserve"> PAGEREF _Toc232633682 \h </w:instrText>
             </w:r>
             <w:r>
               <w:rPr>
@@ -661,7 +657,7 @@
               <w:noProof/>
             </w:rPr>
           </w:pPr>
-          <w:hyperlink w:anchor="_Toc232521803" w:history="1">
+          <w:hyperlink w:anchor="_Toc232633683" w:history="1">
             <w:r>
               <w:rPr>
                 <w:rStyle w:val="Hyperlink"/>
@@ -688,7 +684,7 @@
                 <w:noProof/>
                 <w:webHidden/>
               </w:rPr>
-              <w:instrText xml:space="preserve"> PAGEREF _Toc232521803 \h </w:instrText>
+              <w:instrText xml:space="preserve"> PAGEREF _Toc232633683 \h </w:instrText>
             </w:r>
             <w:r>
               <w:rPr>
@@ -730,7 +726,7 @@
               <w:noProof/>
             </w:rPr>
           </w:pPr>
-          <w:hyperlink w:anchor="_Toc232521804" w:history="1">
+          <w:hyperlink w:anchor="_Toc232633684" w:history="1">
             <w:r>
               <w:rPr>
                 <w:rStyle w:val="Hyperlink"/>
@@ -757,7 +753,7 @@
                 <w:noProof/>
                 <w:webHidden/>
               </w:rPr>
-              <w:instrText xml:space="preserve"> PAGEREF _Toc232521804 \h </w:instrText>
+              <w:instrText xml:space="preserve"> PAGEREF _Toc232633684 \h </w:instrText>
             </w:r>
             <w:r>
               <w:rPr>
@@ -799,7 +795,7 @@
               <w:noProof/>
             </w:rPr>
           </w:pPr>
-          <w:hyperlink w:anchor="_Toc232521805" w:history="1">
+          <w:hyperlink w:anchor="_Toc232633685" w:history="1">
             <w:r>
               <w:rPr>
                 <w:rStyle w:val="Hyperlink"/>
@@ -826,7 +822,7 @@
                 <w:noProof/>
                 <w:webHidden/>
               </w:rPr>
-              <w:instrText xml:space="preserve"> PAGEREF _Toc232521805 \h </w:instrText>
+              <w:instrText xml:space="preserve"> PAGEREF _Toc232633685 \h </w:instrText>
             </w:r>
             <w:r>
               <w:rPr>
@@ -868,7 +864,7 @@
               <w:noProof/>
             </w:rPr>
           </w:pPr>
-          <w:hyperlink w:anchor="_Toc232521806" w:history="1">
+          <w:hyperlink w:anchor="_Toc232633686" w:history="1">
             <w:r>
               <w:rPr>
                 <w:rStyle w:val="Hyperlink"/>
@@ -895,7 +891,7 @@
                 <w:noProof/>
                 <w:webHidden/>
               </w:rPr>
-              <w:instrText xml:space="preserve"> PAGEREF _Toc232521806 \h </w:instrText>
+              <w:instrText xml:space="preserve"> PAGEREF _Toc232633686 \h </w:instrText>
             </w:r>
             <w:r>
               <w:rPr>
@@ -937,7 +933,7 @@
               <w:noProof/>
             </w:rPr>
           </w:pPr>
-          <w:hyperlink w:anchor="_Toc232521807" w:history="1">
+          <w:hyperlink w:anchor="_Toc232633687" w:history="1">
             <w:r>
               <w:rPr>
                 <w:rStyle w:val="Hyperlink"/>
@@ -964,7 +960,7 @@
                 <w:noProof/>
                 <w:webHidden/>
               </w:rPr>
-              <w:instrText xml:space="preserve"> PAGEREF _Toc232521807 \h </w:instrText>
+              <w:instrText xml:space="preserve"> PAGEREF _Toc232633687 \h </w:instrText>
             </w:r>
             <w:r>
               <w:rPr>
@@ -1006,7 +1002,7 @@
               <w:noProof/>
             </w:rPr>
           </w:pPr>
-          <w:hyperlink w:anchor="_Toc232521808" w:history="1">
+          <w:hyperlink w:anchor="_Toc232633688" w:history="1">
             <w:r>
               <w:rPr>
                 <w:rStyle w:val="Hyperlink"/>
@@ -1033,7 +1029,7 @@
                 <w:noProof/>
                 <w:webHidden/>
               </w:rPr>
-              <w:instrText xml:space="preserve"> PAGEREF _Toc232521808 \h </w:instrText>
+              <w:instrText xml:space="preserve"> PAGEREF _Toc232633688 \h </w:instrText>
             </w:r>
             <w:r>
               <w:rPr>
@@ -1075,7 +1071,7 @@
               <w:noProof/>
             </w:rPr>
           </w:pPr>
-          <w:hyperlink w:anchor="_Toc232521809" w:history="1">
+          <w:hyperlink w:anchor="_Toc232633689" w:history="1">
             <w:r>
               <w:rPr>
                 <w:rStyle w:val="Hyperlink"/>
@@ -1102,7 +1098,7 @@
                 <w:noProof/>
                 <w:webHidden/>
               </w:rPr>
-              <w:instrText xml:space="preserve"> PAGEREF _Toc232521809 \h </w:instrText>
+              <w:instrText xml:space="preserve"> PAGEREF _Toc232633689 \h </w:instrText>
             </w:r>
             <w:r>
               <w:rPr>
@@ -1144,7 +1140,7 @@
               <w:noProof/>
             </w:rPr>
           </w:pPr>
-          <w:hyperlink w:anchor="_Toc232521810" w:history="1">
+          <w:hyperlink w:anchor="_Toc232633690" w:history="1">
             <w:r>
               <w:rPr>
                 <w:rStyle w:val="Hyperlink"/>
@@ -1171,7 +1167,7 @@
                 <w:noProof/>
                 <w:webHidden/>
               </w:rPr>
-              <w:instrText xml:space="preserve"> PAGEREF _Toc232521810 \h </w:instrText>
+              <w:instrText xml:space="preserve"> PAGEREF _Toc232633690 \h </w:instrText>
             </w:r>
             <w:r>
               <w:rPr>
@@ -1213,7 +1209,7 @@
               <w:noProof/>
             </w:rPr>
           </w:pPr>
-          <w:hyperlink w:anchor="_Toc232521811" w:history="1">
+          <w:hyperlink w:anchor="_Toc232633691" w:history="1">
             <w:r>
               <w:rPr>
                 <w:rStyle w:val="Hyperlink"/>
@@ -1240,7 +1236,7 @@
                 <w:noProof/>
                 <w:webHidden/>
               </w:rPr>
-              <w:instrText xml:space="preserve"> PAGEREF _Toc232521811 \h </w:instrText>
+              <w:instrText xml:space="preserve"> PAGEREF _Toc232633691 \h </w:instrText>
             </w:r>
             <w:r>
               <w:rPr>
@@ -1282,7 +1278,7 @@
               <w:noProof/>
             </w:rPr>
           </w:pPr>
-          <w:hyperlink w:anchor="_Toc232521812" w:history="1">
+          <w:hyperlink w:anchor="_Toc232633692" w:history="1">
             <w:r>
               <w:rPr>
                 <w:rStyle w:val="Hyperlink"/>
@@ -1309,7 +1305,7 @@
                 <w:noProof/>
                 <w:webHidden/>
               </w:rPr>
-              <w:instrText xml:space="preserve"> PAGEREF _Toc232521812 \h </w:instrText>
+              <w:instrText xml:space="preserve"> PAGEREF _Toc232633692 \h </w:instrText>
             </w:r>
             <w:r>
               <w:rPr>
@@ -1351,7 +1347,7 @@
               <w:noProof/>
             </w:rPr>
           </w:pPr>
-          <w:hyperlink w:anchor="_Toc232521813" w:history="1">
+          <w:hyperlink w:anchor="_Toc232633693" w:history="1">
             <w:r>
               <w:rPr>
                 <w:rStyle w:val="Hyperlink"/>
@@ -1378,7 +1374,7 @@
                 <w:noProof/>
                 <w:webHidden/>
               </w:rPr>
-              <w:instrText xml:space="preserve"> PAGEREF _Toc232521813 \h </w:instrText>
+              <w:instrText xml:space="preserve"> PAGEREF _Toc232633693 \h </w:instrText>
             </w:r>
             <w:r>
               <w:rPr>
@@ -1420,7 +1416,7 @@
               <w:noProof/>
             </w:rPr>
           </w:pPr>
-          <w:hyperlink w:anchor="_Toc232521814" w:history="1">
+          <w:hyperlink w:anchor="_Toc232633694" w:history="1">
             <w:r>
               <w:rPr>
                 <w:rStyle w:val="Hyperlink"/>
@@ -1447,7 +1443,7 @@
                 <w:noProof/>
                 <w:webHidden/>
               </w:rPr>
-              <w:instrText xml:space="preserve"> PAGEREF _Toc232521814 \h </w:instrText>
+              <w:instrText xml:space="preserve"> PAGEREF _Toc232633694 \h </w:instrText>
             </w:r>
             <w:r>
               <w:rPr>
@@ -1489,7 +1485,7 @@
               <w:noProof/>
             </w:rPr>
           </w:pPr>
-          <w:hyperlink w:anchor="_Toc232521815" w:history="1">
+          <w:hyperlink w:anchor="_Toc232633695" w:history="1">
             <w:r>
               <w:rPr>
                 <w:rStyle w:val="Hyperlink"/>
@@ -1516,7 +1512,7 @@
                 <w:noProof/>
                 <w:webHidden/>
               </w:rPr>
-              <w:instrText xml:space="preserve"> PAGEREF _Toc232521815 \h </w:instrText>
+              <w:instrText xml:space="preserve"> PAGEREF _Toc232633695 \h </w:instrText>
             </w:r>
             <w:r>
               <w:rPr>
@@ -1558,7 +1554,7 @@
               <w:noProof/>
             </w:rPr>
           </w:pPr>
-          <w:hyperlink w:anchor="_Toc232521816" w:history="1">
+          <w:hyperlink w:anchor="_Toc232633696" w:history="1">
             <w:r>
               <w:rPr>
                 <w:rStyle w:val="Hyperlink"/>
@@ -1585,7 +1581,7 @@
                 <w:noProof/>
                 <w:webHidden/>
               </w:rPr>
-              <w:instrText xml:space="preserve"> PAGEREF _Toc232521816 \h </w:instrText>
+              <w:instrText xml:space="preserve"> PAGEREF _Toc232633696 \h </w:instrText>
             </w:r>
             <w:r>
               <w:rPr>
@@ -1627,7 +1623,7 @@
               <w:noProof/>
             </w:rPr>
           </w:pPr>
-          <w:hyperlink w:anchor="_Toc232521817" w:history="1">
+          <w:hyperlink w:anchor="_Toc232633697" w:history="1">
             <w:r>
               <w:rPr>
                 <w:rStyle w:val="Hyperlink"/>
@@ -1654,7 +1650,7 @@
                 <w:noProof/>
                 <w:webHidden/>
               </w:rPr>
-              <w:instrText xml:space="preserve"> PAGEREF _Toc232521817 \h </w:instrText>
+              <w:instrText xml:space="preserve"> PAGEREF _Toc232633697 \h </w:instrText>
             </w:r>
             <w:r>
               <w:rPr>
@@ -1696,7 +1692,7 @@
               <w:noProof/>
             </w:rPr>
           </w:pPr>
-          <w:hyperlink w:anchor="_Toc232521818" w:history="1">
+          <w:hyperlink w:anchor="_Toc232633698" w:history="1">
             <w:r>
               <w:rPr>
                 <w:rStyle w:val="Hyperlink"/>
@@ -1723,7 +1719,7 @@
                 <w:noProof/>
                 <w:webHidden/>
               </w:rPr>
-              <w:instrText xml:space="preserve"> PAGEREF _Toc232521818 \h </w:instrText>
+              <w:instrText xml:space="preserve"> PAGEREF _Toc232633698 \h </w:instrText>
             </w:r>
             <w:r>
               <w:rPr>
@@ -1765,7 +1761,7 @@
               <w:noProof/>
             </w:rPr>
           </w:pPr>
-          <w:hyperlink w:anchor="_Toc232521819" w:history="1">
+          <w:hyperlink w:anchor="_Toc232633699" w:history="1">
             <w:r>
               <w:rPr>
                 <w:rStyle w:val="Hyperlink"/>
@@ -1792,7 +1788,7 @@
                 <w:noProof/>
                 <w:webHidden/>
               </w:rPr>
-              <w:instrText xml:space="preserve"> PAGEREF _Toc232521819 \h </w:instrText>
+              <w:instrText xml:space="preserve"> PAGEREF _Toc232633699 \h </w:instrText>
             </w:r>
             <w:r>
               <w:rPr>
@@ -1834,7 +1830,7 @@
               <w:noProof/>
             </w:rPr>
           </w:pPr>
-          <w:hyperlink w:anchor="_Toc232521820" w:history="1">
+          <w:hyperlink w:anchor="_Toc232633700" w:history="1">
             <w:r>
               <w:rPr>
                 <w:rStyle w:val="Hyperlink"/>
@@ -1861,7 +1857,7 @@
                 <w:noProof/>
                 <w:webHidden/>
               </w:rPr>
-              <w:instrText xml:space="preserve"> PAGEREF _Toc232521820 \h </w:instrText>
+              <w:instrText xml:space="preserve"> PAGEREF _Toc232633700 \h </w:instrText>
             </w:r>
             <w:r>
               <w:rPr>
@@ -1903,7 +1899,7 @@
               <w:noProof/>
             </w:rPr>
           </w:pPr>
-          <w:hyperlink w:anchor="_Toc232521821" w:history="1">
+          <w:hyperlink w:anchor="_Toc232633701" w:history="1">
             <w:r>
               <w:rPr>
                 <w:rStyle w:val="Hyperlink"/>
@@ -1930,7 +1926,7 @@
                 <w:noProof/>
                 <w:webHidden/>
               </w:rPr>
-              <w:instrText xml:space="preserve"> PAGEREF _Toc232521821 \h </w:instrText>
+              <w:instrText xml:space="preserve"> PAGEREF _Toc232633701 \h </w:instrText>
             </w:r>
             <w:r>
               <w:rPr>
@@ -1972,7 +1968,7 @@
               <w:noProof/>
             </w:rPr>
           </w:pPr>
-          <w:hyperlink w:anchor="_Toc232521822" w:history="1">
+          <w:hyperlink w:anchor="_Toc232633702" w:history="1">
             <w:r>
               <w:rPr>
                 <w:rStyle w:val="Hyperlink"/>
@@ -1999,7 +1995,7 @@
                 <w:noProof/>
                 <w:webHidden/>
               </w:rPr>
-              <w:instrText xml:space="preserve"> PAGEREF _Toc232521822 \h </w:instrText>
+              <w:instrText xml:space="preserve"> PAGEREF _Toc232633702 \h </w:instrText>
             </w:r>
             <w:r>
               <w:rPr>
@@ -2041,12 +2037,11 @@
               <w:noProof/>
             </w:rPr>
           </w:pPr>
-          <w:hyperlink w:anchor="_Toc232521823" w:history="1">
+          <w:hyperlink w:anchor="_Toc232633703" w:history="1">
             <w:r>
               <w:rPr>
                 <w:rStyle w:val="Hyperlink"/>
                 <w:rFonts w:eastAsia="Times New Roman"/>
-                <w:b/>
                 <w:noProof/>
               </w:rPr>
               <w:t>Week 6: Vulnerability Assessment and Scanning</w:t>
@@ -2070,7 +2065,7 @@
                 <w:noProof/>
                 <w:webHidden/>
               </w:rPr>
-              <w:instrText xml:space="preserve"> PAGEREF _Toc232521823 \h </w:instrText>
+              <w:instrText xml:space="preserve"> PAGEREF _Toc232633703 \h </w:instrText>
             </w:r>
             <w:r>
               <w:rPr>
@@ -2112,7 +2107,7 @@
               <w:noProof/>
             </w:rPr>
           </w:pPr>
-          <w:hyperlink w:anchor="_Toc232521824" w:history="1">
+          <w:hyperlink w:anchor="_Toc232633704" w:history="1">
             <w:r>
               <w:rPr>
                 <w:rStyle w:val="Hyperlink"/>
@@ -2140,7 +2135,7 @@
                 <w:noProof/>
                 <w:webHidden/>
               </w:rPr>
-              <w:instrText xml:space="preserve"> PAGEREF _Toc232521824 \h </w:instrText>
+              <w:instrText xml:space="preserve"> PAGEREF _Toc232633704 \h </w:instrText>
             </w:r>
             <w:r>
               <w:rPr>
@@ -2182,7 +2177,7 @@
               <w:noProof/>
             </w:rPr>
           </w:pPr>
-          <w:hyperlink w:anchor="_Toc232521825" w:history="1">
+          <w:hyperlink w:anchor="_Toc232633705" w:history="1">
             <w:r>
               <w:rPr>
                 <w:rStyle w:val="Hyperlink"/>
@@ -2210,7 +2205,7 @@
                 <w:noProof/>
                 <w:webHidden/>
               </w:rPr>
-              <w:instrText xml:space="preserve"> PAGEREF _Toc232521825 \h </w:instrText>
+              <w:instrText xml:space="preserve"> PAGEREF _Toc232633705 \h </w:instrText>
             </w:r>
             <w:r>
               <w:rPr>
@@ -2252,7 +2247,7 @@
               <w:noProof/>
             </w:rPr>
           </w:pPr>
-          <w:hyperlink w:anchor="_Toc232521826" w:history="1">
+          <w:hyperlink w:anchor="_Toc232633706" w:history="1">
             <w:r>
               <w:rPr>
                 <w:rStyle w:val="Hyperlink"/>
@@ -2280,7 +2275,7 @@
                 <w:noProof/>
                 <w:webHidden/>
               </w:rPr>
-              <w:instrText xml:space="preserve"> PAGEREF _Toc232521826 \h </w:instrText>
+              <w:instrText xml:space="preserve"> PAGEREF _Toc232633706 \h </w:instrText>
             </w:r>
             <w:r>
               <w:rPr>
@@ -2300,7 +2295,7 @@
                 <w:noProof/>
                 <w:webHidden/>
               </w:rPr>
-              <w:t>12</w:t>
+              <w:t>13</w:t>
             </w:r>
             <w:r>
               <w:rPr>
@@ -2322,7 +2317,7 @@
               <w:noProof/>
             </w:rPr>
           </w:pPr>
-          <w:hyperlink w:anchor="_Toc232521827" w:history="1">
+          <w:hyperlink w:anchor="_Toc232633707" w:history="1">
             <w:r>
               <w:rPr>
                 <w:rStyle w:val="Hyperlink"/>
@@ -2350,7 +2345,7 @@
                 <w:noProof/>
                 <w:webHidden/>
               </w:rPr>
-              <w:instrText xml:space="preserve"> PAGEREF _Toc232521827 \h </w:instrText>
+              <w:instrText xml:space="preserve"> PAGEREF _Toc232633707 \h </w:instrText>
             </w:r>
             <w:r>
               <w:rPr>
@@ -2370,7 +2365,7 @@
                 <w:noProof/>
                 <w:webHidden/>
               </w:rPr>
-              <w:t>12</w:t>
+              <w:t>13</w:t>
             </w:r>
             <w:r>
               <w:rPr>
@@ -2392,7 +2387,7 @@
               <w:noProof/>
             </w:rPr>
           </w:pPr>
-          <w:hyperlink w:anchor="_Toc232521828" w:history="1">
+          <w:hyperlink w:anchor="_Toc232633708" w:history="1">
             <w:r>
               <w:rPr>
                 <w:rStyle w:val="Hyperlink"/>
@@ -2427,7 +2422,7 @@
                 <w:noProof/>
                 <w:webHidden/>
               </w:rPr>
-              <w:instrText xml:space="preserve"> PAGEREF _Toc232521828 \h </w:instrText>
+              <w:instrText xml:space="preserve"> PAGEREF _Toc232633708 \h </w:instrText>
             </w:r>
             <w:r>
               <w:rPr>
@@ -2447,7 +2442,7 @@
                 <w:noProof/>
                 <w:webHidden/>
               </w:rPr>
-              <w:t>12</w:t>
+              <w:t>13</w:t>
             </w:r>
             <w:r>
               <w:rPr>
@@ -2469,7 +2464,7 @@
               <w:noProof/>
             </w:rPr>
           </w:pPr>
-          <w:hyperlink w:anchor="_Toc232521829" w:history="1">
+          <w:hyperlink w:anchor="_Toc232633709" w:history="1">
             <w:r>
               <w:rPr>
                 <w:rStyle w:val="Hyperlink"/>
@@ -2496,7 +2491,7 @@
                 <w:noProof/>
                 <w:webHidden/>
               </w:rPr>
-              <w:instrText xml:space="preserve"> PAGEREF _Toc232521829 \h </w:instrText>
+              <w:instrText xml:space="preserve"> PAGEREF _Toc232633709 \h </w:instrText>
             </w:r>
             <w:r>
               <w:rPr>
@@ -2538,7 +2533,7 @@
               <w:noProof/>
             </w:rPr>
           </w:pPr>
-          <w:hyperlink w:anchor="_Toc232521830" w:history="1">
+          <w:hyperlink w:anchor="_Toc232633710" w:history="1">
             <w:r>
               <w:rPr>
                 <w:rStyle w:val="Hyperlink"/>
@@ -2567,7 +2562,7 @@
                 <w:noProof/>
                 <w:webHidden/>
               </w:rPr>
-              <w:instrText xml:space="preserve"> PAGEREF _Toc232521830 \h </w:instrText>
+              <w:instrText xml:space="preserve"> PAGEREF _Toc232633710 \h </w:instrText>
             </w:r>
             <w:r>
               <w:rPr>
@@ -2587,7 +2582,7 @@
                 <w:noProof/>
                 <w:webHidden/>
               </w:rPr>
-              <w:t>14</w:t>
+              <w:t>15</w:t>
             </w:r>
             <w:r>
               <w:rPr>
@@ -2609,7 +2604,7 @@
               <w:noProof/>
             </w:rPr>
           </w:pPr>
-          <w:hyperlink w:anchor="_Toc232521831" w:history="1">
+          <w:hyperlink w:anchor="_Toc232633711" w:history="1">
             <w:r>
               <w:rPr>
                 <w:rStyle w:val="Hyperlink"/>
@@ -2636,7 +2631,7 @@
                 <w:noProof/>
                 <w:webHidden/>
               </w:rPr>
-              <w:instrText xml:space="preserve"> PAGEREF _Toc232521831 \h </w:instrText>
+              <w:instrText xml:space="preserve"> PAGEREF _Toc232633711 \h </w:instrText>
             </w:r>
             <w:r>
               <w:rPr>
@@ -2656,7 +2651,7 @@
                 <w:noProof/>
                 <w:webHidden/>
               </w:rPr>
-              <w:t>14</w:t>
+              <w:t>15</w:t>
             </w:r>
             <w:r>
               <w:rPr>
@@ -2678,7 +2673,7 @@
               <w:noProof/>
             </w:rPr>
           </w:pPr>
-          <w:hyperlink w:anchor="_Toc232521832" w:history="1">
+          <w:hyperlink w:anchor="_Toc232633712" w:history="1">
             <w:r>
               <w:rPr>
                 <w:rStyle w:val="Hyperlink"/>
@@ -2707,7 +2702,7 @@
                 <w:noProof/>
                 <w:webHidden/>
               </w:rPr>
-              <w:instrText xml:space="preserve"> PAGEREF _Toc232521832 \h </w:instrText>
+              <w:instrText xml:space="preserve"> PAGEREF _Toc232633712 \h </w:instrText>
             </w:r>
             <w:r>
               <w:rPr>
@@ -2727,7 +2722,76 @@
                 <w:noProof/>
                 <w:webHidden/>
               </w:rPr>
-              <w:t>14</w:t>
+              <w:t>15</w:t>
+            </w:r>
+            <w:r>
+              <w:rPr>
+                <w:noProof/>
+                <w:webHidden/>
+              </w:rPr>
+              <w:fldChar w:fldCharType="end"/>
+            </w:r>
+          </w:hyperlink>
+        </w:p>
+        <w:p>
+          <w:pPr>
+            <w:pStyle w:val="TOC2"/>
+            <w:tabs>
+              <w:tab w:val="right" w:leader="dot" w:pos="9350"/>
+            </w:tabs>
+            <w:rPr>
+              <w:rFonts w:eastAsiaTheme="minorEastAsia"/>
+              <w:noProof/>
+            </w:rPr>
+          </w:pPr>
+          <w:hyperlink w:anchor="_Toc232633713" w:history="1">
+            <w:r>
+              <w:rPr>
+                <w:rStyle w:val="Hyperlink"/>
+                <w:noProof/>
+              </w:rPr>
+              <w:t>Student Reflection</w:t>
+            </w:r>
+            <w:r>
+              <w:rPr>
+                <w:noProof/>
+                <w:webHidden/>
+              </w:rPr>
+              <w:tab/>
+            </w:r>
+            <w:r>
+              <w:rPr>
+                <w:noProof/>
+                <w:webHidden/>
+              </w:rPr>
+              <w:fldChar w:fldCharType="begin"/>
+            </w:r>
+            <w:r>
+              <w:rPr>
+                <w:noProof/>
+                <w:webHidden/>
+              </w:rPr>
+              <w:instrText xml:space="preserve"> PAGEREF _Toc232633713 \h </w:instrText>
+            </w:r>
+            <w:r>
+              <w:rPr>
+                <w:noProof/>
+                <w:webHidden/>
+              </w:rPr>
+            </w:r>
+            <w:r>
+              <w:rPr>
+                <w:noProof/>
+                <w:webHidden/>
+              </w:rPr>
+              <w:fldChar w:fldCharType="separate"/>
+            </w:r>
+            <w:r>
+              <w:rPr>
+                <w:noProof/>
+                <w:webHidden/>
+              </w:rPr>
+              <w:t>15</w:t>
             </w:r>
             <w:r>
               <w:rPr>
@@ -2756,8 +2820,30 @@
     <w:p/>
     <w:p/>
     <w:p/>
-    <w:p>
-      <w:r>
+    <w:p/>
+    <w:p/>
+    <w:p/>
+    <w:p/>
+    <w:p/>
+    <w:p/>
+    <w:p/>
+    <w:p/>
+    <w:p/>
+    <w:p/>
+    <w:p/>
+    <w:p/>
+    <w:p/>
+    <w:p/>
+    <w:p/>
+    <w:p/>
+    <w:p/>
+    <w:p/>
+    <w:p/>
+    <w:p>
+      <w:bookmarkStart w:id="0" w:name="_GoBack"/>
+      <w:bookmarkEnd w:id="0"/>
+      <w:r>
+        <w:lastRenderedPageBreak/>
         <w:t>WEEK ONE:</w:t>
       </w:r>
     </w:p>
@@ -2812,7 +2898,7 @@
       </w:r>
     </w:p>
     <w:p>
-      <w:bookmarkStart w:id="1" w:name="_Toc232521800"/>
+      <w:bookmarkStart w:id="1" w:name="_Toc232633680"/>
       <w:r>
         <w:rPr>
           <w:rStyle w:val="Heading2Char"/>
@@ -2879,24 +2965,24 @@
       </w:r>
     </w:p>
     <w:p>
-      <w:bookmarkStart w:id="2" w:name="_Toc232521801"/>
+      <w:bookmarkStart w:id="2" w:name="_Toc232633681"/>
       <w:r>
         <w:rPr>
           <w:rStyle w:val="Heading2Char"/>
         </w:rPr>
+        <w:t>Fig2:Nmap installed</w:t>
+      </w:r>
+      <w:bookmarkEnd w:id="2"/>
+      <w:r>
+        <w:t>.</w:t>
+      </w:r>
+    </w:p>
+    <w:p>
+      <w:r>
+        <w:rPr>
+          <w:noProof/>
+        </w:rPr>
         <w:lastRenderedPageBreak/>
-        <w:t>Fig2:Nmap installed</w:t>
-      </w:r>
-      <w:bookmarkEnd w:id="2"/>
-      <w:r>
-        <w:t>.</w:t>
-      </w:r>
-    </w:p>
-    <w:p>
-      <w:r>
-        <w:rPr>
-          <w:noProof/>
-        </w:rPr>
         <w:drawing>
           <wp:inline distT="0" distB="0" distL="0" distR="0" wp14:anchorId="2E744C33" wp14:editId="3EB9D22F">
             <wp:extent cx="5943600" cy="4071620"/>
@@ -2938,7 +3024,7 @@
       <w:pPr>
         <w:pStyle w:val="Heading2"/>
       </w:pPr>
-      <w:bookmarkStart w:id="3" w:name="_Toc232521802"/>
+      <w:bookmarkStart w:id="3" w:name="_Toc232633682"/>
       <w:r>
         <w:t>Fig 3:</w:t>
       </w:r>
@@ -2996,7 +3082,7 @@
       <w:pPr>
         <w:pStyle w:val="Heading2"/>
       </w:pPr>
-      <w:bookmarkStart w:id="4" w:name="_Toc232521803"/>
+      <w:bookmarkStart w:id="4" w:name="_Toc232633683"/>
       <w:r>
         <w:lastRenderedPageBreak/>
         <w:t>Fig4:</w:t>
@@ -3055,7 +3141,7 @@
       <w:pPr>
         <w:pStyle w:val="Heading2"/>
       </w:pPr>
-      <w:bookmarkStart w:id="5" w:name="_Toc232521804"/>
+      <w:bookmarkStart w:id="5" w:name="_Toc232633684"/>
       <w:r>
         <w:t>Fig5:</w:t>
       </w:r>
@@ -3068,7 +3154,7 @@
       <w:pPr>
         <w:pStyle w:val="Heading2"/>
       </w:pPr>
-      <w:bookmarkStart w:id="6" w:name="_Toc232521805"/>
+      <w:bookmarkStart w:id="6" w:name="_Toc232633685"/>
       <w:r>
         <w:t>Student reflection:</w:t>
       </w:r>
@@ -3080,7 +3166,7 @@
       </w:r>
     </w:p>
     <w:p>
-      <w:bookmarkStart w:id="7" w:name="_Toc232521806"/>
+      <w:bookmarkStart w:id="7" w:name="_Toc232633686"/>
       <w:r>
         <w:rPr>
           <w:rStyle w:val="Heading1Char"/>
@@ -3093,7 +3179,7 @@
       </w:r>
     </w:p>
     <w:p>
-      <w:bookmarkStart w:id="8" w:name="_Toc232521807"/>
+      <w:bookmarkStart w:id="8" w:name="_Toc232633687"/>
       <w:r>
         <w:rPr>
           <w:rStyle w:val="Heading2Char"/>
@@ -3113,7 +3199,7 @@
           <w:szCs w:val="32"/>
         </w:rPr>
       </w:pPr>
-      <w:bookmarkStart w:id="9" w:name="_Toc232521808"/>
+      <w:bookmarkStart w:id="9" w:name="_Toc232633688"/>
       <w:r>
         <w:lastRenderedPageBreak/>
         <w:t>Domain information</w:t>
@@ -3181,7 +3267,7 @@
       <w:pPr>
         <w:pStyle w:val="Heading2"/>
       </w:pPr>
-      <w:bookmarkStart w:id="10" w:name="_Toc232521809"/>
+      <w:bookmarkStart w:id="10" w:name="_Toc232633689"/>
       <w:r>
         <w:t>Subdomains:</w:t>
       </w:r>
@@ -3244,7 +3330,7 @@
           <w:szCs w:val="32"/>
         </w:rPr>
       </w:pPr>
-      <w:bookmarkStart w:id="11" w:name="_Toc232521810"/>
+      <w:bookmarkStart w:id="11" w:name="_Toc232633690"/>
       <w:r>
         <w:rPr>
           <w:rStyle w:val="Heading2Char"/>
@@ -3314,7 +3400,7 @@
       <w:pPr>
         <w:pStyle w:val="Heading2"/>
       </w:pPr>
-      <w:bookmarkStart w:id="12" w:name="_Toc232521811"/>
+      <w:bookmarkStart w:id="12" w:name="_Toc232633691"/>
       <w:r>
         <w:lastRenderedPageBreak/>
         <w:t>IP Address</w:t>
@@ -3375,7 +3461,7 @@
       <w:pPr>
         <w:pStyle w:val="Heading2"/>
       </w:pPr>
-      <w:bookmarkStart w:id="13" w:name="_Toc232521812"/>
+      <w:bookmarkStart w:id="13" w:name="_Toc232633692"/>
       <w:r>
         <w:t>Emai</w:t>
       </w:r>
@@ -3441,7 +3527,7 @@
       <w:pPr>
         <w:pStyle w:val="Heading2"/>
       </w:pPr>
-      <w:bookmarkStart w:id="14" w:name="_Toc232521813"/>
+      <w:bookmarkStart w:id="14" w:name="_Toc232633693"/>
       <w:r>
         <w:lastRenderedPageBreak/>
         <w:t>Technologies running:</w:t>
@@ -3502,7 +3588,7 @@
       <w:pPr>
         <w:pStyle w:val="Heading2"/>
       </w:pPr>
-      <w:bookmarkStart w:id="15" w:name="_Toc232521814"/>
+      <w:bookmarkStart w:id="15" w:name="_Toc232633694"/>
       <w:r>
         <w:t>Leaked credentials:</w:t>
       </w:r>
@@ -3551,7 +3637,7 @@
       </w:r>
     </w:p>
     <w:p>
-      <w:bookmarkStart w:id="16" w:name="_Toc232521815"/>
+      <w:bookmarkStart w:id="16" w:name="_Toc232633695"/>
       <w:r>
         <w:rPr>
           <w:rStyle w:val="Heading2Char"/>
@@ -3582,7 +3668,7 @@
       <w:pPr>
         <w:pStyle w:val="Heading3"/>
       </w:pPr>
-      <w:bookmarkStart w:id="17" w:name="_Toc232521816"/>
+      <w:bookmarkStart w:id="17" w:name="_Toc232633696"/>
       <w:r>
         <w:t>Findings</w:t>
       </w:r>
@@ -3628,7 +3714,7 @@
       <w:pPr>
         <w:pStyle w:val="Heading3"/>
       </w:pPr>
-      <w:bookmarkStart w:id="18" w:name="_Toc232521817"/>
+      <w:bookmarkStart w:id="18" w:name="_Toc232633697"/>
       <w:r>
         <w:t>Security Risks</w:t>
       </w:r>
@@ -3666,7 +3752,7 @@
       <w:pPr>
         <w:pStyle w:val="Heading1"/>
       </w:pPr>
-      <w:bookmarkStart w:id="19" w:name="_Toc232521818"/>
+      <w:bookmarkStart w:id="19" w:name="_Toc232633698"/>
       <w:r>
         <w:t>Task 2</w:t>
       </w:r>
@@ -3676,7 +3762,7 @@
       <w:pPr>
         <w:pStyle w:val="Heading2"/>
       </w:pPr>
-      <w:bookmarkStart w:id="20" w:name="_Toc232521819"/>
+      <w:bookmarkStart w:id="20" w:name="_Toc232633699"/>
       <w:r>
         <w:t>SCANNING AND ENUMARATION</w:t>
       </w:r>
@@ -3686,7 +3772,7 @@
       <w:pPr>
         <w:pStyle w:val="Heading3"/>
       </w:pPr>
-      <w:bookmarkStart w:id="21" w:name="_Toc232521820"/>
+      <w:bookmarkStart w:id="21" w:name="_Toc232633700"/>
       <w:r>
         <w:t>Scanning ports:</w:t>
       </w:r>
@@ -3746,7 +3832,7 @@
       <w:pPr>
         <w:pStyle w:val="Heading2"/>
       </w:pPr>
-      <w:bookmarkStart w:id="22" w:name="_Toc232521821"/>
+      <w:bookmarkStart w:id="22" w:name="_Toc232633701"/>
       <w:r>
         <w:lastRenderedPageBreak/>
         <w:t>OS version scan:</w:t>
@@ -4036,7 +4122,7 @@
           <w:szCs w:val="32"/>
         </w:rPr>
       </w:pPr>
-      <w:bookmarkStart w:id="23" w:name="_Toc232521822"/>
+      <w:bookmarkStart w:id="23" w:name="_Toc232633702"/>
       <w:r>
         <w:rPr>
           <w:rStyle w:val="Heading2Char"/>
@@ -4066,7 +4152,7 @@
           <w:color w:val="000000" w:themeColor="text1"/>
         </w:rPr>
       </w:pPr>
-      <w:bookmarkStart w:id="24" w:name="_Toc232521823"/>
+      <w:bookmarkStart w:id="24" w:name="_Toc232633703"/>
       <w:r>
         <w:rPr>
           <w:rFonts w:eastAsia="Times New Roman"/>
@@ -4084,7 +4170,7 @@
           <w:color w:val="000000" w:themeColor="text1"/>
         </w:rPr>
       </w:pPr>
-      <w:bookmarkStart w:id="25" w:name="_Toc232521824"/>
+      <w:bookmarkStart w:id="25" w:name="_Toc232633704"/>
       <w:r>
         <w:rPr>
           <w:rFonts w:eastAsia="Times New Roman"/>
@@ -4102,7 +4188,7 @@
           <w:color w:val="000000" w:themeColor="text1"/>
         </w:rPr>
       </w:pPr>
-      <w:bookmarkStart w:id="26" w:name="_Toc232521825"/>
+      <w:bookmarkStart w:id="26" w:name="_Toc232633705"/>
       <w:r>
         <w:rPr>
           <w:rFonts w:eastAsia="Times New Roman"/>
@@ -4205,6 +4291,90 @@
       </w:r>
     </w:p>
     <w:p>
+      <w:r>
+        <w:t>Security Recommendations</w:t>
+      </w:r>
+    </w:p>
+    <w:p>
+      <w:pPr>
+        <w:pStyle w:val="NormalWeb"/>
+        <w:numPr>
+          <w:ilvl w:val="0"/>
+          <w:numId w:val="4"/>
+        </w:numPr>
+        <w:rPr>
+          <w:rFonts w:asciiTheme="minorHAnsi" w:hAnsiTheme="minorHAnsi" w:cstheme="minorHAnsi"/>
+        </w:rPr>
+      </w:pPr>
+      <w:r>
+        <w:rPr>
+          <w:rFonts w:asciiTheme="minorHAnsi" w:hAnsiTheme="minorHAnsi" w:cstheme="minorHAnsi"/>
+          <w:b/>
+          <w:bCs/>
+        </w:rPr>
+        <w:t>Disable/Upgrade vsftpd 2.3.4:</w:t>
+      </w:r>
+      <w:r>
+        <w:rPr>
+          <w:rFonts w:asciiTheme="minorHAnsi" w:hAnsiTheme="minorHAnsi" w:cstheme="minorHAnsi"/>
+        </w:rPr>
+        <w:t xml:space="preserve"> This specific version contains a notorious, built-in backdoor application exploit. Replace it with an updated, secure FTP daemon or migrate completely to SFTP.</w:t>
+      </w:r>
+    </w:p>
+    <w:p>
+      <w:pPr>
+        <w:pStyle w:val="NormalWeb"/>
+        <w:numPr>
+          <w:ilvl w:val="0"/>
+          <w:numId w:val="4"/>
+        </w:numPr>
+        <w:rPr>
+          <w:rFonts w:asciiTheme="minorHAnsi" w:hAnsiTheme="minorHAnsi" w:cstheme="minorHAnsi"/>
+        </w:rPr>
+      </w:pPr>
+      <w:r>
+        <w:rPr>
+          <w:rFonts w:asciiTheme="minorHAnsi" w:hAnsiTheme="minorHAnsi" w:cstheme="minorHAnsi"/>
+          <w:b/>
+          <w:bCs/>
+        </w:rPr>
+        <w:t>Update OpenSSH and Apache:</w:t>
+      </w:r>
+      <w:r>
+        <w:rPr>
+          <w:rFonts w:asciiTheme="minorHAnsi" w:hAnsiTheme="minorHAnsi" w:cstheme="minorHAnsi"/>
+        </w:rPr>
+        <w:t xml:space="preserve"> The running versions are significantly outdated and vulnerable to Denial of Service (DoS) attacks and remote code execution. </w:t>
+      </w:r>
+    </w:p>
+    <w:p>
+      <w:pPr>
+        <w:pStyle w:val="NormalWeb"/>
+        <w:numPr>
+          <w:ilvl w:val="0"/>
+          <w:numId w:val="4"/>
+        </w:numPr>
+      </w:pPr>
+      <w:r>
+        <w:rPr>
+          <w:rFonts w:asciiTheme="minorHAnsi" w:hAnsiTheme="minorHAnsi" w:cstheme="minorHAnsi"/>
+          <w:b/>
+          <w:bCs/>
+        </w:rPr>
+        <w:t>Implement a Firewall:</w:t>
+      </w:r>
+      <w:r>
+        <w:rPr>
+          <w:rFonts w:asciiTheme="minorHAnsi" w:hAnsiTheme="minorHAnsi" w:cstheme="minorHAnsi"/>
+        </w:rPr>
+        <w:t xml:space="preserve"> Close all network ports that are not explicitly required for core business or lab functions</w:t>
+      </w:r>
+      <w:r>
+        <w:t xml:space="preserve">. </w:t>
+      </w:r>
+    </w:p>
+    <w:p/>
+    <w:p>
       <w:pPr>
         <w:pStyle w:val="Heading1"/>
         <w:rPr>
@@ -4212,7 +4382,7 @@
           <w:color w:val="000000" w:themeColor="text1"/>
         </w:rPr>
       </w:pPr>
-      <w:bookmarkStart w:id="27" w:name="_Toc232521826"/>
+      <w:bookmarkStart w:id="27" w:name="_Toc232633706"/>
       <w:r>
         <w:rPr>
           <w:rFonts w:eastAsia="Times New Roman"/>
@@ -4232,7 +4402,7 @@
           <w:szCs w:val="22"/>
         </w:rPr>
       </w:pPr>
-      <w:bookmarkStart w:id="28" w:name="_Toc232521827"/>
+      <w:bookmarkStart w:id="28" w:name="_Toc232633707"/>
       <w:r>
         <w:rPr>
           <w:rFonts w:eastAsia="Times New Roman"/>
@@ -4254,7 +4424,7 @@
           <w:szCs w:val="22"/>
         </w:rPr>
       </w:pPr>
-      <w:bookmarkStart w:id="29" w:name="_Toc232521828"/>
+      <w:bookmarkStart w:id="29" w:name="_Toc232633708"/>
       <w:r>
         <w:rPr>
           <w:rStyle w:val="Heading3Char"/>
@@ -4396,11 +4566,7 @@
               </w:rPr>
             </w:pPr>
             <w:r>
-              <w:t xml:space="preserve">A spoofing vulnerability existing in the way Windows </w:t>
-            </w:r>
-            <w:r>
-              <w:lastRenderedPageBreak/>
-              <w:t>CryptoAPI (</w:t>
+              <w:t>A spoofing vulnerability existing in the way Windows CryptoAPI (</w:t>
             </w:r>
             <w:r>
               <w:rPr>
@@ -4429,7 +4595,6 @@
               <w:rPr>
                 <w:bCs/>
               </w:rPr>
-              <w:lastRenderedPageBreak/>
               <w:t>High</w:t>
             </w:r>
             <w:r>
@@ -4452,11 +4617,7 @@
               </w:rPr>
             </w:pPr>
             <w:r>
-              <w:t xml:space="preserve">Attackers can sign malicious executables or spoof secure </w:t>
-            </w:r>
-            <w:r>
-              <w:lastRenderedPageBreak/>
-              <w:t>HTTPS connections, making malware look like legitimate trusted software.</w:t>
+              <w:t>Attackers can sign malicious executables or spoof secure HTTPS connections, making malware look like legitimate trusted software.</w:t>
             </w:r>
           </w:p>
         </w:tc>
@@ -4472,12 +4633,7 @@
               </w:rPr>
             </w:pPr>
             <w:r>
-              <w:lastRenderedPageBreak/>
-              <w:t xml:space="preserve">Install the January 2020 Microsoft Security updates for Windows 10, </w:t>
-            </w:r>
-            <w:r>
-              <w:lastRenderedPageBreak/>
-              <w:t>Windows Server 2016, and 2019.</w:t>
+              <w:t>Install the January 2020 Microsoft Security updates for Windows 10, Windows Server 2016, and 2019.</w:t>
             </w:r>
           </w:p>
         </w:tc>
@@ -4495,7 +4651,6 @@
               </w:rPr>
             </w:pPr>
             <w:r>
-              <w:lastRenderedPageBreak/>
               <w:t xml:space="preserve">CVE-2021-34527 </w:t>
             </w:r>
           </w:p>
@@ -4770,6 +4925,7 @@
               </w:rPr>
             </w:pPr>
             <w:r>
+              <w:lastRenderedPageBreak/>
               <w:t>CVE-2026-45586</w:t>
             </w:r>
           </w:p>
@@ -4867,12 +5023,11 @@
           <w:color w:val="000000" w:themeColor="text1"/>
         </w:rPr>
       </w:pPr>
-      <w:bookmarkStart w:id="30" w:name="_Toc232521829"/>
+      <w:bookmarkStart w:id="30" w:name="_Toc232633709"/>
       <w:r>
         <w:rPr>
           <w:color w:val="000000" w:themeColor="text1"/>
         </w:rPr>
-        <w:lastRenderedPageBreak/>
         <w:t>Practical Task 3: Organizational Vulnerability Assessment Plan</w:t>
       </w:r>
       <w:bookmarkEnd w:id="30"/>
@@ -4930,7 +5085,7 @@
           <w:szCs w:val="24"/>
         </w:rPr>
       </w:pPr>
-      <w:bookmarkStart w:id="31" w:name="_Toc232521830"/>
+      <w:bookmarkStart w:id="31" w:name="_Toc232633710"/>
       <w:r>
         <w:rPr>
           <w:rFonts w:eastAsia="Times New Roman"/>
@@ -4939,6 +5094,7 @@
           <w:sz w:val="24"/>
           <w:szCs w:val="24"/>
         </w:rPr>
+        <w:lastRenderedPageBreak/>
         <w:t>Advanced Practical Task</w:t>
       </w:r>
       <w:bookmarkEnd w:id="31"/>
@@ -4946,420 +5102,52 @@
     <w:p>
       <w:pPr>
         <w:pStyle w:val="Heading1"/>
-        <w:rPr>
-          <w:rStyle w:val="Heading2Char"/>
-          <w:rFonts w:eastAsia="Times New Roman"/>
-          <w:b/>
-          <w:color w:val="000000" w:themeColor="text1"/>
-          <w:sz w:val="24"/>
-          <w:szCs w:val="24"/>
-        </w:rPr>
-      </w:pPr>
-      <w:bookmarkStart w:id="32" w:name="_Toc232521831"/>
-      <w:r>
         <w:rPr>
           <w:rStyle w:val="Heading2Char"/>
           <w:color w:val="000000" w:themeColor="text1"/>
         </w:rPr>
-        <w:t>V</w:t>
-      </w:r>
+      </w:pPr>
+      <w:bookmarkStart w:id="32" w:name="_Toc232633711"/>
       <w:r>
         <w:rPr>
           <w:rStyle w:val="Heading2Char"/>
           <w:color w:val="000000" w:themeColor="text1"/>
         </w:rPr>
-        <w:t>ulnerability</w:t>
+        <w:t>V</w:t>
       </w:r>
       <w:r>
         <w:rPr>
           <w:rStyle w:val="Heading2Char"/>
           <w:color w:val="000000" w:themeColor="text1"/>
         </w:rPr>
-        <w:t xml:space="preserve"> tracking spreadsheet</w:t>
-      </w:r>
-      <w:bookmarkEnd w:id="32"/>
+        <w:t>ulnerability</w:t>
+      </w:r>
       <w:r>
         <w:rPr>
           <w:rStyle w:val="Heading2Char"/>
           <w:color w:val="000000" w:themeColor="text1"/>
         </w:rPr>
+        <w:t xml:space="preserve"> tracking spreadsheet</w:t>
+      </w:r>
+      <w:bookmarkEnd w:id="32"/>
+      <w:r>
+        <w:rPr>
+          <w:rStyle w:val="Heading2Char"/>
+          <w:color w:val="000000" w:themeColor="text1"/>
+        </w:rPr>
         <w:t xml:space="preserve"> </w:t>
       </w:r>
     </w:p>
-    <w:tbl>
-      <w:tblPr>
-        <w:tblStyle w:val="TableGrid"/>
-        <w:tblW w:w="0" w:type="auto"/>
-        <w:tblLook w:val="04A0" w:firstRow="1" w:lastRow="0" w:firstColumn="1" w:lastColumn="0" w:noHBand="0" w:noVBand="1"/>
-      </w:tblPr>
-      <w:tblGrid>
-        <w:gridCol w:w="1870"/>
-        <w:gridCol w:w="1870"/>
-        <w:gridCol w:w="1870"/>
-        <w:gridCol w:w="1870"/>
-        <w:gridCol w:w="1870"/>
-      </w:tblGrid>
-      <w:tr>
-        <w:tc>
-          <w:tcPr>
-            <w:tcW w:w="1870" w:type="dxa"/>
-          </w:tcPr>
-          <w:p>
-            <w:pPr>
-              <w:rPr>
-                <w:b/>
-              </w:rPr>
-            </w:pPr>
-            <w:r>
-              <w:rPr>
-                <w:b/>
-              </w:rPr>
-              <w:t>Vulnerability Name</w:t>
-            </w:r>
-          </w:p>
-        </w:tc>
-        <w:tc>
-          <w:tcPr>
-            <w:tcW w:w="1870" w:type="dxa"/>
-          </w:tcPr>
-          <w:p>
-            <w:pPr>
-              <w:rPr>
-                <w:b/>
-              </w:rPr>
-            </w:pPr>
-            <w:r>
-              <w:rPr>
-                <w:b/>
-              </w:rPr>
-              <w:t>Risk Level</w:t>
-            </w:r>
-          </w:p>
-        </w:tc>
-        <w:tc>
-          <w:tcPr>
-            <w:tcW w:w="1870" w:type="dxa"/>
-          </w:tcPr>
-          <w:p>
-            <w:pPr>
-              <w:rPr>
-                <w:b/>
-              </w:rPr>
-            </w:pPr>
-            <w:r>
-              <w:rPr>
-                <w:b/>
-              </w:rPr>
-              <w:t>Status</w:t>
-            </w:r>
-          </w:p>
-        </w:tc>
-        <w:tc>
-          <w:tcPr>
-            <w:tcW w:w="1870" w:type="dxa"/>
-          </w:tcPr>
-          <w:p>
-            <w:pPr>
-              <w:rPr>
-                <w:b/>
-              </w:rPr>
-            </w:pPr>
-            <w:r>
-              <w:rPr>
-                <w:b/>
-              </w:rPr>
-              <w:t>Assigned Personnel</w:t>
-            </w:r>
-          </w:p>
-        </w:tc>
-        <w:tc>
-          <w:tcPr>
-            <w:tcW w:w="1870" w:type="dxa"/>
-          </w:tcPr>
-          <w:p>
-            <w:pPr>
-              <w:rPr>
-                <w:b/>
-              </w:rPr>
-            </w:pPr>
-            <w:r>
-              <w:rPr>
-                <w:b/>
-              </w:rPr>
-              <w:t>Resolution Date</w:t>
-            </w:r>
-          </w:p>
-        </w:tc>
-      </w:tr>
-      <w:tr>
-        <w:tc>
-          <w:tcPr>
-            <w:tcW w:w="1870" w:type="dxa"/>
-          </w:tcPr>
-          <w:p>
-            <w:r>
-              <w:t>React2Shell RCE (CVE-2025-8671)</w:t>
-            </w:r>
-          </w:p>
-        </w:tc>
-        <w:tc>
-          <w:tcPr>
-            <w:tcW w:w="1870" w:type="dxa"/>
-          </w:tcPr>
-          <w:p>
-            <w:r>
-              <w:t>Critical</w:t>
-            </w:r>
-          </w:p>
-        </w:tc>
-        <w:tc>
-          <w:tcPr>
-            <w:tcW w:w="1870" w:type="dxa"/>
-          </w:tcPr>
-          <w:p>
-            <w:r>
-              <w:t>Resolved</w:t>
-            </w:r>
-          </w:p>
-        </w:tc>
-        <w:tc>
-          <w:tcPr>
-            <w:tcW w:w="1870" w:type="dxa"/>
-          </w:tcPr>
-          <w:p>
-            <w:r>
-              <w:t>Emma (Web DevSecOps)</w:t>
-            </w:r>
-          </w:p>
-        </w:tc>
-        <w:tc>
-          <w:tcPr>
-            <w:tcW w:w="1870" w:type="dxa"/>
-          </w:tcPr>
-          <w:p>
-            <w:r>
-              <w:t>10/06/2026</w:t>
-            </w:r>
-          </w:p>
-        </w:tc>
-      </w:tr>
-      <w:tr>
-        <w:tc>
-          <w:tcPr>
-            <w:tcW w:w="1870" w:type="dxa"/>
-          </w:tcPr>
-          <w:p>
-            <w:r>
-              <w:t>Default Admin Credentials</w:t>
-            </w:r>
-          </w:p>
-        </w:tc>
-        <w:tc>
-          <w:tcPr>
-            <w:tcW w:w="1870" w:type="dxa"/>
-          </w:tcPr>
-          <w:p>
-            <w:r>
-              <w:t>Critical</w:t>
-            </w:r>
-          </w:p>
-        </w:tc>
-        <w:tc>
-          <w:tcPr>
-            <w:tcW w:w="1870" w:type="dxa"/>
-          </w:tcPr>
-          <w:p>
-            <w:r>
-              <w:t>Resolved</w:t>
-            </w:r>
-          </w:p>
-        </w:tc>
-        <w:tc>
-          <w:tcPr>
-            <w:tcW w:w="1870" w:type="dxa"/>
-          </w:tcPr>
-          <w:p>
-            <w:r>
-              <w:t>M. Wairimu (Dev)</w:t>
-            </w:r>
-          </w:p>
-        </w:tc>
-        <w:tc>
-          <w:tcPr>
-            <w:tcW w:w="1870" w:type="dxa"/>
-          </w:tcPr>
-          <w:p>
-            <w:r>
-              <w:t>2026-06-13</w:t>
-            </w:r>
-          </w:p>
-        </w:tc>
-      </w:tr>
-      <w:tr>
-        <w:tc>
-          <w:tcPr>
-            <w:tcW w:w="1870" w:type="dxa"/>
-          </w:tcPr>
-          <w:p>
-            <w:r>
-              <w:t>Outdated Apache Web Server</w:t>
-            </w:r>
-          </w:p>
-        </w:tc>
-        <w:tc>
-          <w:tcPr>
-            <w:tcW w:w="1870" w:type="dxa"/>
-          </w:tcPr>
-          <w:p>
-            <w:r>
-              <w:t>High</w:t>
-            </w:r>
-          </w:p>
-        </w:tc>
-        <w:tc>
-          <w:tcPr>
-            <w:tcW w:w="1870" w:type="dxa"/>
-          </w:tcPr>
-          <w:p>
-            <w:r>
-              <w:t>Open</w:t>
-            </w:r>
-          </w:p>
-        </w:tc>
-        <w:tc>
-          <w:tcPr>
-            <w:tcW w:w="1870" w:type="dxa"/>
-          </w:tcPr>
-          <w:p>
-            <w:r>
-              <w:t>J. Doe (System  Admin)</w:t>
-            </w:r>
-          </w:p>
-        </w:tc>
-        <w:tc>
-          <w:tcPr>
-            <w:tcW w:w="1870" w:type="dxa"/>
-          </w:tcPr>
-          <w:p>
-            <w:r>
-              <w:t>17/06/2026</w:t>
-            </w:r>
-          </w:p>
-        </w:tc>
-      </w:tr>
-      <w:tr>
-        <w:tc>
-          <w:tcPr>
-            <w:tcW w:w="1870" w:type="dxa"/>
-          </w:tcPr>
-          <w:p>
-            <w:r>
-              <w:t>Open FTP Port</w:t>
-            </w:r>
-          </w:p>
-        </w:tc>
-        <w:tc>
-          <w:tcPr>
-            <w:tcW w:w="1870" w:type="dxa"/>
-          </w:tcPr>
-          <w:p>
-            <w:r>
-              <w:t>Medium</w:t>
-            </w:r>
-          </w:p>
-        </w:tc>
-        <w:tc>
-          <w:tcPr>
-            <w:tcW w:w="1870" w:type="dxa"/>
-          </w:tcPr>
-          <w:p>
-            <w:r>
-              <w:t>Open</w:t>
-            </w:r>
-          </w:p>
-        </w:tc>
-        <w:tc>
-          <w:tcPr>
-            <w:tcW w:w="1870" w:type="dxa"/>
-          </w:tcPr>
-          <w:p>
-            <w:r>
-              <w:t>A. Smith(Network Admin)</w:t>
-            </w:r>
-          </w:p>
-        </w:tc>
-        <w:tc>
-          <w:tcPr>
-            <w:tcW w:w="1870" w:type="dxa"/>
-          </w:tcPr>
-          <w:p>
-            <w:r>
-              <w:t>21/06/2026</w:t>
-            </w:r>
-          </w:p>
-        </w:tc>
-      </w:tr>
-    </w:tbl>
-    <w:p>
-      <w:pPr>
-        <w:pStyle w:val="Heading1"/>
-        <w:rPr>
-          <w:rFonts w:eastAsia="Times New Roman"/>
-          <w:b/>
-          <w:color w:val="000000" w:themeColor="text1"/>
-          <w:sz w:val="28"/>
-          <w:szCs w:val="28"/>
-        </w:rPr>
-      </w:pPr>
-      <w:bookmarkStart w:id="33" w:name="_Toc232521832"/>
-      <w:r>
-        <w:rPr>
-          <w:rFonts w:eastAsia="Times New Roman"/>
-          <w:b/>
-          <w:color w:val="000000" w:themeColor="text1"/>
-          <w:sz w:val="28"/>
-          <w:szCs w:val="28"/>
-        </w:rPr>
-        <w:t>Challenge Task</w:t>
-      </w:r>
-      <w:bookmarkEnd w:id="33"/>
-    </w:p>
-    <w:p>
-      <w:pPr>
-        <w:rPr>
-          <w:rFonts w:ascii="Times New Roman" w:eastAsia="Times New Roman" w:hAnsi="Times New Roman" w:cs="Times New Roman"/>
-          <w:sz w:val="24"/>
-          <w:szCs w:val="24"/>
-        </w:rPr>
-      </w:pPr>
-      <w:r>
-        <w:rPr>
-          <w:rFonts w:ascii="Times New Roman" w:eastAsia="Times New Roman" w:hAnsi="Times New Roman" w:cs="Times New Roman"/>
-          <w:sz w:val="24"/>
-          <w:szCs w:val="24"/>
-        </w:rPr>
-        <w:t>Vulnerability Management Framework for an organization</w:t>
-      </w:r>
-    </w:p>
-    <w:p>
-      <w:pPr>
-        <w:rPr>
-          <w:sz w:val="24"/>
-          <w:szCs w:val="24"/>
-        </w:rPr>
-      </w:pPr>
+    <w:p>
       <w:r>
         <w:rPr>
           <w:noProof/>
-          <w:sz w:val="24"/>
-          <w:szCs w:val="24"/>
-        </w:rPr>
-        <w:lastRenderedPageBreak/>
+        </w:rPr>
         <w:drawing>
-          <wp:inline distT="0" distB="0" distL="0" distR="0" wp14:anchorId="462DEC6F" wp14:editId="4C1E2C74">
-            <wp:extent cx="3122762" cy="3235041"/>
-            <wp:effectExtent l="0" t="0" r="1905" b="3810"/>
-            <wp:docPr id="22" name="Picture 22"/>
+          <wp:inline distT="0" distB="0" distL="0" distR="0" wp14:anchorId="77A1AB90" wp14:editId="32EDDFC6">
+            <wp:extent cx="5943600" cy="2230755"/>
+            <wp:effectExtent l="0" t="0" r="0" b="0"/>
+            <wp:docPr id="21" name="Picture 21"/>
             <wp:cNvGraphicFramePr>
               <a:graphicFrameLocks xmlns:a="http://schemas.openxmlformats.org/drawingml/2006/main" noChangeAspect="1"/>
             </wp:cNvGraphicFramePr>
@@ -5379,6 +5167,97 @@
                   <pic:spPr>
                     <a:xfrm>
                       <a:off x="0" y="0"/>
+                      <a:ext cx="5943600" cy="2230755"/>
+                    </a:xfrm>
+                    <a:prstGeom prst="rect">
+                      <a:avLst/>
+                    </a:prstGeom>
+                  </pic:spPr>
+                </pic:pic>
+              </a:graphicData>
+            </a:graphic>
+          </wp:inline>
+        </w:drawing>
+      </w:r>
+    </w:p>
+    <w:p>
+      <w:pPr>
+        <w:pStyle w:val="Heading1"/>
+        <w:rPr>
+          <w:rFonts w:eastAsia="Times New Roman"/>
+          <w:b/>
+          <w:color w:val="000000" w:themeColor="text1"/>
+          <w:sz w:val="28"/>
+          <w:szCs w:val="28"/>
+        </w:rPr>
+      </w:pPr>
+      <w:bookmarkStart w:id="33" w:name="_Toc232633712"/>
+      <w:r>
+        <w:rPr>
+          <w:rFonts w:eastAsia="Times New Roman"/>
+          <w:b/>
+          <w:color w:val="000000" w:themeColor="text1"/>
+          <w:sz w:val="28"/>
+          <w:szCs w:val="28"/>
+        </w:rPr>
+        <w:t>Challenge Task</w:t>
+      </w:r>
+      <w:bookmarkEnd w:id="33"/>
+    </w:p>
+    <w:p>
+      <w:pPr>
+        <w:rPr>
+          <w:rFonts w:ascii="Times New Roman" w:eastAsia="Times New Roman" w:hAnsi="Times New Roman" w:cs="Times New Roman"/>
+          <w:sz w:val="24"/>
+          <w:szCs w:val="24"/>
+        </w:rPr>
+      </w:pPr>
+      <w:r>
+        <w:rPr>
+          <w:rFonts w:ascii="Times New Roman" w:eastAsia="Times New Roman" w:hAnsi="Times New Roman" w:cs="Times New Roman"/>
+          <w:sz w:val="24"/>
+          <w:szCs w:val="24"/>
+        </w:rPr>
+        <w:t>Vulnerability Management Framework for an organization</w:t>
+      </w:r>
+    </w:p>
+    <w:p>
+      <w:pPr>
+        <w:rPr>
+          <w:sz w:val="24"/>
+          <w:szCs w:val="24"/>
+        </w:rPr>
+      </w:pPr>
+      <w:r>
+        <w:rPr>
+          <w:noProof/>
+          <w:sz w:val="24"/>
+          <w:szCs w:val="24"/>
+        </w:rPr>
+        <w:drawing>
+          <wp:inline distT="0" distB="0" distL="0" distR="0" wp14:anchorId="462DEC6F" wp14:editId="4C1E2C74">
+            <wp:extent cx="3122762" cy="3235041"/>
+            <wp:effectExtent l="0" t="0" r="1905" b="3810"/>
+            <wp:docPr id="22" name="Picture 22"/>
+            <wp:cNvGraphicFramePr>
+              <a:graphicFrameLocks xmlns:a="http://schemas.openxmlformats.org/drawingml/2006/main" noChangeAspect="1"/>
+            </wp:cNvGraphicFramePr>
+            <a:graphic xmlns:a="http://schemas.openxmlformats.org/drawingml/2006/main">
+              <a:graphicData uri="http://schemas.openxmlformats.org/drawingml/2006/picture">
+                <pic:pic xmlns:pic="http://schemas.openxmlformats.org/drawingml/2006/picture">
+                  <pic:nvPicPr>
+                    <pic:cNvPr id="1" name=""/>
+                    <pic:cNvPicPr/>
+                  </pic:nvPicPr>
+                  <pic:blipFill>
+                    <a:blip r:embed="rId29"/>
+                    <a:stretch>
+                      <a:fillRect/>
+                    </a:stretch>
+                  </pic:blipFill>
+                  <pic:spPr>
+                    <a:xfrm>
+                      <a:off x="0" y="0"/>
                       <a:ext cx="3140231" cy="3253138"/>
                     </a:xfrm>
                     <a:prstGeom prst="rect">
@@ -5391,6 +5270,63 @@
           </wp:inline>
         </w:drawing>
       </w:r>
+    </w:p>
+    <w:p>
+      <w:pPr>
+        <w:pStyle w:val="Heading2"/>
+        <w:rPr>
+          <w:color w:val="000000" w:themeColor="text1"/>
+        </w:rPr>
+      </w:pPr>
+      <w:bookmarkStart w:id="34" w:name="_Toc232529446"/>
+      <w:bookmarkStart w:id="35" w:name="_Toc232633713"/>
+      <w:r>
+        <w:rPr>
+          <w:color w:val="000000" w:themeColor="text1"/>
+        </w:rPr>
+        <w:t xml:space="preserve">Student </w:t>
+      </w:r>
+      <w:r>
+        <w:rPr>
+          <w:color w:val="000000" w:themeColor="text1"/>
+        </w:rPr>
+        <w:t>Reflection</w:t>
+      </w:r>
+      <w:bookmarkEnd w:id="34"/>
+      <w:bookmarkEnd w:id="35"/>
+    </w:p>
+    <w:p>
+      <w:pPr>
+        <w:spacing w:line="360" w:lineRule="auto"/>
+        <w:jc w:val="both"/>
+        <w:rPr>
+          <w:sz w:val="24"/>
+          <w:szCs w:val="24"/>
+        </w:rPr>
+      </w:pPr>
+      <w:r>
+        <w:rPr>
+          <w:sz w:val="24"/>
+          <w:szCs w:val="24"/>
+        </w:rPr>
+        <w:t xml:space="preserve">I learned that vulnerabilities are weaknesses in systems that attackers can exploit. Vulnerability assessment is the process of identifying and evaluating these weaknesses, while penetration testing actively attempts to exploit them. I understood the importance of risk prioritization, CVE identifiers, and CVSS scores in managing security risks. I also learned how vulnerability scanners </w:t>
+      </w:r>
+      <w:r>
+        <w:rPr>
+          <w:sz w:val="24"/>
+          <w:szCs w:val="24"/>
+        </w:rPr>
+        <w:lastRenderedPageBreak/>
+        <w:t>help organizations detect weaknesses and support patch management. Regular assessments, timely updates, and continuous monitoring are essential practices for maintaining a secure and resilient IT environment.</w:t>
+      </w:r>
+    </w:p>
+    <w:p>
+      <w:pPr>
+        <w:rPr>
+          <w:sz w:val="24"/>
+          <w:szCs w:val="24"/>
+        </w:rPr>
+      </w:pPr>
     </w:p>
     <w:sectPr>
       <w:pgSz w:w="12240" w:h="15840"/>
@@ -5689,6 +5625,155 @@
       </w:pPr>
     </w:lvl>
   </w:abstractNum>
+  <w:abstractNum w:abstractNumId="3" w15:restartNumberingAfterBreak="0">
+    <w:nsid w:val="76962093"/>
+    <w:multiLevelType w:val="multilevel"/>
+    <w:tmpl w:val="C46255FE"/>
+    <w:lvl w:ilvl="0">
+      <w:start w:val="1"/>
+      <w:numFmt w:val="bullet"/>
+      <w:lvlText w:val=""/>
+      <w:lvlJc w:val="left"/>
+      <w:pPr>
+        <w:tabs>
+          <w:tab w:val="num" w:pos="720"/>
+        </w:tabs>
+        <w:ind w:left="720" w:hanging="360"/>
+      </w:pPr>
+      <w:rPr>
+        <w:rFonts w:ascii="Symbol" w:hAnsi="Symbol" w:hint="default"/>
+        <w:sz w:val="20"/>
+      </w:rPr>
+    </w:lvl>
+    <w:lvl w:ilvl="1" w:tentative="1">
+      <w:start w:val="1"/>
+      <w:numFmt w:val="bullet"/>
+      <w:lvlText w:val="o"/>
+      <w:lvlJc w:val="left"/>
+      <w:pPr>
+        <w:tabs>
+          <w:tab w:val="num" w:pos="1440"/>
+        </w:tabs>
+        <w:ind w:left="1440" w:hanging="360"/>
+      </w:pPr>
+      <w:rPr>
+        <w:rFonts w:ascii="Courier New" w:hAnsi="Courier New" w:hint="default"/>
+        <w:sz w:val="20"/>
+      </w:rPr>
+    </w:lvl>
+    <w:lvl w:ilvl="2" w:tentative="1">
+      <w:start w:val="1"/>
+      <w:numFmt w:val="bullet"/>
+      <w:lvlText w:val=""/>
+      <w:lvlJc w:val="left"/>
+      <w:pPr>
+        <w:tabs>
+          <w:tab w:val="num" w:pos="2160"/>
+        </w:tabs>
+        <w:ind w:left="2160" w:hanging="360"/>
+      </w:pPr>
+      <w:rPr>
+        <w:rFonts w:ascii="Wingdings" w:hAnsi="Wingdings" w:hint="default"/>
+        <w:sz w:val="20"/>
+      </w:rPr>
+    </w:lvl>
+    <w:lvl w:ilvl="3" w:tentative="1">
+      <w:start w:val="1"/>
+      <w:numFmt w:val="bullet"/>
+      <w:lvlText w:val=""/>
+      <w:lvlJc w:val="left"/>
+      <w:pPr>
+        <w:tabs>
+          <w:tab w:val="num" w:pos="2880"/>
+        </w:tabs>
+        <w:ind w:left="2880" w:hanging="360"/>
+      </w:pPr>
+      <w:rPr>
+        <w:rFonts w:ascii="Wingdings" w:hAnsi="Wingdings" w:hint="default"/>
+        <w:sz w:val="20"/>
+      </w:rPr>
+    </w:lvl>
+    <w:lvl w:ilvl="4" w:tentative="1">
+      <w:start w:val="1"/>
+      <w:numFmt w:val="bullet"/>
+      <w:lvlText w:val=""/>
+      <w:lvlJc w:val="left"/>
+      <w:pPr>
+        <w:tabs>
+          <w:tab w:val="num" w:pos="3600"/>
+        </w:tabs>
+        <w:ind w:left="3600" w:hanging="360"/>
+      </w:pPr>
+      <w:rPr>
+        <w:rFonts w:ascii="Wingdings" w:hAnsi="Wingdings" w:hint="default"/>
+        <w:sz w:val="20"/>
+      </w:rPr>
+    </w:lvl>
+    <w:lvl w:ilvl="5" w:tentative="1">
+      <w:start w:val="1"/>
+      <w:numFmt w:val="bullet"/>
+      <w:lvlText w:val=""/>
+      <w:lvlJc w:val="left"/>
+      <w:pPr>
+        <w:tabs>
+          <w:tab w:val="num" w:pos="4320"/>
+        </w:tabs>
+        <w:ind w:left="4320" w:hanging="360"/>
+      </w:pPr>
+      <w:rPr>
+        <w:rFonts w:ascii="Wingdings" w:hAnsi="Wingdings" w:hint="default"/>
+        <w:sz w:val="20"/>
+      </w:rPr>
+    </w:lvl>
+    <w:lvl w:ilvl="6" w:tentative="1">
+      <w:start w:val="1"/>
+      <w:numFmt w:val="bullet"/>
+      <w:lvlText w:val=""/>
+      <w:lvlJc w:val="left"/>
+      <w:pPr>
+        <w:tabs>
+          <w:tab w:val="num" w:pos="5040"/>
+        </w:tabs>
+        <w:ind w:left="5040" w:hanging="360"/>
+      </w:pPr>
+      <w:rPr>
+        <w:rFonts w:ascii="Wingdings" w:hAnsi="Wingdings" w:hint="default"/>
+        <w:sz w:val="20"/>
+      </w:rPr>
+    </w:lvl>
+    <w:lvl w:ilvl="7" w:tentative="1">
+      <w:start w:val="1"/>
+      <w:numFmt w:val="bullet"/>
+      <w:lvlText w:val=""/>
+      <w:lvlJc w:val="left"/>
+      <w:pPr>
+        <w:tabs>
+          <w:tab w:val="num" w:pos="5760"/>
+        </w:tabs>
+        <w:ind w:left="5760" w:hanging="360"/>
+      </w:pPr>
+      <w:rPr>
+        <w:rFonts w:ascii="Wingdings" w:hAnsi="Wingdings" w:hint="default"/>
+        <w:sz w:val="20"/>
+      </w:rPr>
+    </w:lvl>
+    <w:lvl w:ilvl="8" w:tentative="1">
+      <w:start w:val="1"/>
+      <w:numFmt w:val="bullet"/>
+      <w:lvlText w:val=""/>
+      <w:lvlJc w:val="left"/>
+      <w:pPr>
+        <w:tabs>
+          <w:tab w:val="num" w:pos="6480"/>
+        </w:tabs>
+        <w:ind w:left="6480" w:hanging="360"/>
+      </w:pPr>
+      <w:rPr>
+        <w:rFonts w:ascii="Wingdings" w:hAnsi="Wingdings" w:hint="default"/>
+        <w:sz w:val="20"/>
+      </w:rPr>
+    </w:lvl>
+  </w:abstractNum>
   <w:num w:numId="1">
     <w:abstractNumId w:val="0"/>
   </w:num>
@@ -5697,6 +5782,9 @@
   </w:num>
   <w:num w:numId="3">
     <w:abstractNumId w:val="1"/>
+  </w:num>
+  <w:num w:numId="4">
+    <w:abstractNumId w:val="3"/>
   </w:num>
 </w:numbering>
 </file>
@@ -6160,6 +6248,29 @@
       <w:szCs w:val="24"/>
     </w:rPr>
   </w:style>
+  <w:style w:type="paragraph" w:styleId="Heading4">
+    <w:name w:val="heading 4"/>
+    <w:basedOn w:val="Normal"/>
+    <w:next w:val="Normal"/>
+    <w:link w:val="Heading4Char"/>
+    <w:uiPriority w:val="9"/>
+    <w:semiHidden/>
+    <w:unhideWhenUsed/>
+    <w:qFormat/>
+    <w:rsid w:val="004B62D9"/>
+    <w:pPr>
+      <w:keepNext/>
+      <w:keepLines/>
+      <w:spacing w:before="40" w:after="0"/>
+      <w:outlineLvl w:val="3"/>
+    </w:pPr>
+    <w:rPr>
+      <w:rFonts w:asciiTheme="majorHAnsi" w:eastAsiaTheme="majorEastAsia" w:hAnsiTheme="majorHAnsi" w:cstheme="majorBidi"/>
+      <w:i/>
+      <w:iCs/>
+      <w:color w:val="2E74B5" w:themeColor="accent1" w:themeShade="BF"/>
+    </w:rPr>
+  </w:style>
   <w:style w:type="character" w:default="1" w:styleId="DefaultParagraphFont">
     <w:name w:val="Default Paragraph Font"/>
     <w:uiPriority w:val="1"/>
@@ -6339,6 +6450,36 @@
     <w:rPr>
       <w:b/>
       <w:bCs/>
+    </w:rPr>
+  </w:style>
+  <w:style w:type="character" w:customStyle="1" w:styleId="Heading4Char">
+    <w:name w:val="Heading 4 Char"/>
+    <w:basedOn w:val="DefaultParagraphFont"/>
+    <w:link w:val="Heading4"/>
+    <w:uiPriority w:val="9"/>
+    <w:semiHidden/>
+    <w:rsid w:val="004B62D9"/>
+    <w:rPr>
+      <w:rFonts w:asciiTheme="majorHAnsi" w:eastAsiaTheme="majorEastAsia" w:hAnsiTheme="majorHAnsi" w:cstheme="majorBidi"/>
+      <w:i/>
+      <w:iCs/>
+      <w:color w:val="2E74B5" w:themeColor="accent1" w:themeShade="BF"/>
+    </w:rPr>
+  </w:style>
+  <w:style w:type="paragraph" w:styleId="NormalWeb">
+    <w:name w:val="Normal (Web)"/>
+    <w:basedOn w:val="Normal"/>
+    <w:uiPriority w:val="99"/>
+    <w:semiHidden/>
+    <w:unhideWhenUsed/>
+    <w:rsid w:val="004B62D9"/>
+    <w:pPr>
+      <w:spacing w:before="100" w:beforeAutospacing="1" w:after="100" w:afterAutospacing="1" w:line="240" w:lineRule="auto"/>
+    </w:pPr>
+    <w:rPr>
+      <w:rFonts w:ascii="Times New Roman" w:eastAsia="Times New Roman" w:hAnsi="Times New Roman" w:cs="Times New Roman"/>
+      <w:sz w:val="24"/>
+      <w:szCs w:val="24"/>
     </w:rPr>
   </w:style>
 </w:styles>
@@ -6610,7 +6751,7 @@
 </file>
 
 <file path=customXml/itemProps1.xml><?xml version="1.0" encoding="utf-8"?>
-<ds:datastoreItem xmlns:ds="http://schemas.openxmlformats.org/officeDocument/2006/customXml" ds:itemID="{B75A7FFA-4E26-40FA-87A3-A1E332145247}">
+<ds:datastoreItem xmlns:ds="http://schemas.openxmlformats.org/officeDocument/2006/customXml" ds:itemID="{3E5E8ACC-2466-4E9A-B7F4-AE225FF4F33D}">
   <ds:schemaRefs>
     <ds:schemaRef ds:uri="http://schemas.openxmlformats.org/officeDocument/2006/bibliography"/>
   </ds:schemaRefs>
